--- a/docs/Avanace_PerfilProyectoCatedra.docx
+++ b/docs/Avanace_PerfilProyectoCatedra.docx
@@ -5480,7 +5480,13 @@
     </w:p>
     <w:p>
       <w:r>
-        <w:t>El presente documento detalla la cuarta fase del desarrollo del "Sistema de Control de Asistencia y Generación de Planillas de Pago", un aplicativo informático diseñado para optimizar y automatizar la gestión de nóminas en las organizaciones. En esta etapa, el proyecto alcanza un 75% de avance funcional, integrando la persistencia de datos mediante Microsoft SQL Server.</w:t>
+        <w:t xml:space="preserve">El presente documento detalla </w:t>
+      </w:r>
+      <w:r>
+        <w:t>e</w:t>
+      </w:r>
+      <w:r>
+        <w:t xml:space="preserve">l desarrollo del "Sistema de Control de Asistencia y Generación de Planillas de Pago", un aplicativo informático diseñado para optimizar y automatizar la gestión de nóminas en las organizaciones. </w:t>
       </w:r>
     </w:p>
     <w:p>
@@ -6617,7 +6623,7 @@
     <w:p/>
     <w:p>
       <w:r>
-        <w:t>Los resultados de las pruebas demuestran que el sistema cumple satisfactoriamente con los requisitos funcionales establecidos. El 98% de aciertos global refleja la solidez de la arquitectura MVC+DAO implementada. Los casos fallidos se concentran en los módulos que aún están en desarrollo (Registro Contratos y Marcación), los cuales serán completados en la Fase 4 del proyecto. Se recomienda continuar con las pruebas de integración para asegurar el correcto funcionamiento del flujo completo desde la marcación hasta la generación de planillas.</w:t>
+        <w:t>Los resultados de las pruebas demuestran que el sistema cumple satisfactoriamente con los requisitos funcionales establecidos. El 98% de aciertos global refleja la solidez de la arquitectura MVC+DAO implementada. Los casos fallidos se concentran en los módulos que aún están en desarrollo (Registro Contratos y Marcación). Se recomienda continuar con las pruebas de integración para asegurar el correcto funcionamiento del flujo completo desde la marcación hasta la generación de planillas.</w:t>
       </w:r>
     </w:p>
     <w:p>
@@ -6954,7 +6960,19 @@
               <w:rPr>
                 <w:rFonts w:cs="Arial"/>
               </w:rPr>
-              <w:t>$600.00</w:t>
+              <w:t>$</w:t>
+            </w:r>
+            <w:r>
+              <w:rPr>
+                <w:rFonts w:cs="Arial"/>
+              </w:rPr>
+              <w:t>3,</w:t>
+            </w:r>
+            <w:r>
+              <w:rPr>
+                <w:rFonts w:cs="Arial"/>
+              </w:rPr>
+              <w:t>600.00</w:t>
             </w:r>
           </w:p>
         </w:tc>
@@ -7459,7 +7477,21 @@
                 <w:rFonts w:cs="Arial"/>
                 <w:b/>
               </w:rPr>
-              <w:t>$3,085.00</w:t>
+              <w:t>$</w:t>
+            </w:r>
+            <w:r>
+              <w:rPr>
+                <w:rFonts w:cs="Arial"/>
+                <w:b/>
+              </w:rPr>
+              <w:t>6</w:t>
+            </w:r>
+            <w:r>
+              <w:rPr>
+                <w:rFonts w:cs="Arial"/>
+                <w:b/>
+              </w:rPr>
+              <w:t>,085.00</w:t>
             </w:r>
           </w:p>
         </w:tc>
@@ -7567,7 +7599,7 @@
         </w:rPr>
         <w:lastRenderedPageBreak/>
         <w:drawing>
-          <wp:anchor distT="0" distB="0" distL="114300" distR="114300" simplePos="0" relativeHeight="251668480" behindDoc="0" locked="0" layoutInCell="1" allowOverlap="1" wp14:anchorId="13144809" wp14:editId="378CC811">
+          <wp:anchor distT="0" distB="0" distL="114300" distR="114300" simplePos="0" relativeHeight="251668480" behindDoc="0" locked="0" layoutInCell="1" allowOverlap="1" wp14:anchorId="13144809" wp14:editId="5ED00DF3">
             <wp:simplePos x="0" y="0"/>
             <wp:positionH relativeFrom="margin">
               <wp:posOffset>-489585</wp:posOffset>
@@ -8199,6 +8231,9 @@
       <w:r>
         <w:t>El Entorno de Desarrollo Integrado (IDE) principal es Apache NetBeans, el cual facilita la construcción visual de interfaces (GUI) y la gestión del proyecto. Además, se emplean herramientas de diseño UML para el modelado de la arquitectura de clases y de la base de datos.</w:t>
       </w:r>
+      <w:r>
+        <w:t xml:space="preserve"> Por último, para el control de versiones se hace uso de Git y GitHub.</w:t>
+      </w:r>
     </w:p>
     <w:p>
       <w:pPr>
@@ -8215,11 +8250,17 @@
     </w:p>
     <w:p>
       <w:r>
-        <w:t xml:space="preserve">Como resultado de esta etapa, se ha construido un prototipo funcional que representa un avance de al menos el 75% de la aplicación. Las interfaces gráficas permiten registrar el ingreso y salida de los empleados, así como visualizar los cálculos </w:t>
+        <w:t xml:space="preserve">Como resultado de esta etapa, se ha construido un prototipo funcional que representa un avance del </w:t>
+      </w:r>
+      <w:r>
+        <w:t>100</w:t>
+      </w:r>
+      <w:r>
+        <w:t xml:space="preserve">% de la aplicación. Las interfaces gráficas permiten </w:t>
       </w:r>
       <w:r>
         <w:lastRenderedPageBreak/>
-        <w:t xml:space="preserve">preliminares de nómina. El análisis de estas pruebas iniciales confirma que la separación por capas implementada (Modelo, Controlador, Vistas, DAO) permite que el código sea altamente </w:t>
+        <w:t xml:space="preserve">registrar el ingreso y salida de los empleados, así como visualizar los cálculos preliminares de nómina. El análisis de estas pruebas iniciales confirma que la separación por capas implementada (Modelo, Controlador, Vistas, DAO) permite que el código sea altamente </w:t>
       </w:r>
       <w:proofErr w:type="spellStart"/>
       <w:r>
@@ -9035,7 +9076,7 @@
         </w:rPr>
         <w:lastRenderedPageBreak/>
         <w:drawing>
-          <wp:anchor distT="0" distB="0" distL="114300" distR="114300" simplePos="0" relativeHeight="251663360" behindDoc="0" locked="0" layoutInCell="1" allowOverlap="1" wp14:anchorId="6038D99F" wp14:editId="649EB4D9">
+          <wp:anchor distT="0" distB="0" distL="114300" distR="114300" simplePos="0" relativeHeight="251663360" behindDoc="0" locked="0" layoutInCell="1" allowOverlap="1" wp14:anchorId="6038D99F" wp14:editId="36FE8F66">
             <wp:simplePos x="0" y="0"/>
             <wp:positionH relativeFrom="margin">
               <wp:align>center</wp:align>
@@ -11493,52 +11534,6 @@
         <w:spacing w:before="120" w:after="120"/>
         <w:jc w:val="center"/>
       </w:pPr>
-      <w:r>
-        <w:rPr>
-          <w:noProof/>
-        </w:rPr>
-        <w:lastRenderedPageBreak/>
-        <w:drawing>
-          <wp:inline distT="0" distB="0" distL="0" distR="0" wp14:anchorId="2FCB1001" wp14:editId="0668BB64">
-            <wp:extent cx="5040000" cy="3780000"/>
-            <wp:effectExtent l="19050" t="19050" r="27305" b="11430"/>
-            <wp:docPr id="1872747478" name="Picture 1872747478"/>
-            <wp:cNvGraphicFramePr>
-              <a:graphicFrameLocks xmlns:a="http://schemas.openxmlformats.org/drawingml/2006/main" noChangeAspect="1"/>
-            </wp:cNvGraphicFramePr>
-            <a:graphic xmlns:a="http://schemas.openxmlformats.org/drawingml/2006/main">
-              <a:graphicData uri="http://schemas.openxmlformats.org/drawingml/2006/picture">
-                <pic:pic xmlns:pic="http://schemas.openxmlformats.org/drawingml/2006/picture">
-                  <pic:nvPicPr>
-                    <pic:cNvPr id="0" name="06_mapa_sistema.png"/>
-                    <pic:cNvPicPr/>
-                  </pic:nvPicPr>
-                  <pic:blipFill>
-                    <a:blip r:embed="rId24"/>
-                    <a:stretch>
-                      <a:fillRect/>
-                    </a:stretch>
-                  </pic:blipFill>
-                  <pic:spPr>
-                    <a:xfrm>
-                      <a:off x="0" y="0"/>
-                      <a:ext cx="5040000" cy="3780000"/>
-                    </a:xfrm>
-                    <a:prstGeom prst="rect">
-                      <a:avLst/>
-                    </a:prstGeom>
-                    <a:ln>
-                      <a:solidFill>
-                        <a:schemeClr val="tx1"/>
-                      </a:solidFill>
-                    </a:ln>
-                  </pic:spPr>
-                </pic:pic>
-              </a:graphicData>
-            </a:graphic>
-          </wp:inline>
-        </w:drawing>
-      </w:r>
     </w:p>
     <w:p>
       <w:pPr>
@@ -11585,6 +11580,7 @@
       </w:pPr>
       <w:bookmarkStart w:id="32" w:name="_Toc231072472"/>
       <w:r>
+        <w:lastRenderedPageBreak/>
         <w:t xml:space="preserve">Módulo </w:t>
       </w:r>
       <w:r>
@@ -11597,8 +11593,13 @@
     </w:p>
     <w:p>
       <w:r>
-        <w:t>Formulario: FrmLogin</w:t>
-      </w:r>
+        <w:t xml:space="preserve">Formulario: </w:t>
+      </w:r>
+      <w:proofErr w:type="spellStart"/>
+      <w:r>
+        <w:t>FrmLogin</w:t>
+      </w:r>
+      <w:proofErr w:type="spellEnd"/>
       <w:r>
         <w:t xml:space="preserve">, </w:t>
       </w:r>
@@ -11642,7 +11643,6 @@
       </w:pPr>
       <w:bookmarkStart w:id="33" w:name="_Toc231072473"/>
       <w:r>
-        <w:lastRenderedPageBreak/>
         <w:t xml:space="preserve">Módulo </w:t>
       </w:r>
       <w:r>
@@ -11771,6 +11771,7 @@
       </w:pPr>
       <w:bookmarkStart w:id="35" w:name="_Toc231072475"/>
       <w:r>
+        <w:lastRenderedPageBreak/>
         <w:t xml:space="preserve">Módulo </w:t>
       </w:r>
       <w:r>
@@ -11839,7 +11840,6 @@
       </w:pPr>
       <w:bookmarkStart w:id="36" w:name="_Toc231072476"/>
       <w:r>
-        <w:lastRenderedPageBreak/>
         <w:t xml:space="preserve">Módulo </w:t>
       </w:r>
       <w:r>
@@ -12017,6 +12017,7 @@
       </w:pPr>
       <w:bookmarkStart w:id="38" w:name="_Toc231072478"/>
       <w:r>
+        <w:lastRenderedPageBreak/>
         <w:t xml:space="preserve">Módulo </w:t>
       </w:r>
       <w:r>
@@ -12085,7 +12086,6 @@
       </w:pPr>
       <w:bookmarkStart w:id="39" w:name="_Toc231072479"/>
       <w:r>
-        <w:lastRenderedPageBreak/>
         <w:t xml:space="preserve">Módulo </w:t>
       </w:r>
       <w:r>
@@ -12238,6 +12238,7 @@
       </w:pPr>
       <w:bookmarkStart w:id="41" w:name="_Toc231072481"/>
       <w:r>
+        <w:lastRenderedPageBreak/>
         <w:t xml:space="preserve">Módulo </w:t>
       </w:r>
       <w:r>
@@ -12353,7 +12354,6 @@
     </w:p>
     <w:p>
       <w:r>
-        <w:lastRenderedPageBreak/>
         <w:t>Todos esos van a genera planillas mensuales con todas las boletas de pago de los empleados activos con contrato vigente. Utiliza transacciones SQL (commit/rollback) para asegurar la atomicidad de la operación. El cálculo de cada boleta incluye: sueldo base, horas ordinarias, horas extra (diurnas/nocturnas) con factores 2.0x y 2.25x, deducciones de AFP (7.25%), ISSS (3%, tope $30.00) e ISR (tabulado progresivo). Estados: Borrador, Emitida, Anulada.</w:t>
       </w:r>
     </w:p>
@@ -12499,6 +12499,7 @@
                 <w:b/>
                 <w:color w:val="FFFFFF"/>
               </w:rPr>
+              <w:lastRenderedPageBreak/>
               <w:t>Módulo</w:t>
             </w:r>
           </w:p>
@@ -12817,7 +12818,6 @@
               <w:rPr>
                 <w:rFonts w:cs="Arial"/>
               </w:rPr>
-              <w:lastRenderedPageBreak/>
               <w:t>Empleados</w:t>
             </w:r>
           </w:p>
@@ -14259,6 +14259,7 @@
               <w:rPr>
                 <w:rFonts w:cs="Arial"/>
               </w:rPr>
+              <w:lastRenderedPageBreak/>
               <w:t>Asistencia</w:t>
             </w:r>
           </w:p>
@@ -14581,7 +14582,6 @@
               <w:rPr>
                 <w:rFonts w:cs="Arial"/>
               </w:rPr>
-              <w:lastRenderedPageBreak/>
               <w:t>Planillas</w:t>
             </w:r>
           </w:p>
@@ -15368,6 +15368,7 @@
                 <w:color w:val="FFFFFF"/>
                 <w:szCs w:val="32"/>
               </w:rPr>
+              <w:lastRenderedPageBreak/>
               <w:t>Tabla</w:t>
             </w:r>
           </w:p>
@@ -15686,7 +15687,6 @@
                 <w:rFonts w:cs="Arial"/>
                 <w:szCs w:val="32"/>
               </w:rPr>
-              <w:lastRenderedPageBreak/>
               <w:t>Contrato</w:t>
             </w:r>
           </w:p>
@@ -16370,6 +16370,7 @@
         </w:numPr>
       </w:pPr>
       <w:r>
+        <w:lastRenderedPageBreak/>
         <w:t>Jornada (1) → (N) AsignacionJornada: Una jornada puede asignarse a múltiples empleados.</w:t>
       </w:r>
     </w:p>
@@ -16394,7 +16395,6 @@
         </w:numPr>
       </w:pPr>
       <w:r>
-        <w:lastRenderedPageBreak/>
         <w:t>Empleado (1) → (N) BoletaPago: Un empleado recibe una boleta por cada planilla del periodo.</w:t>
       </w:r>
     </w:p>
@@ -16437,9 +16437,9 @@
           <w:noProof/>
         </w:rPr>
         <w:drawing>
-          <wp:inline distT="0" distB="0" distL="0" distR="0" wp14:anchorId="3C949D81" wp14:editId="2A853ACE">
-            <wp:extent cx="5760000" cy="4525714"/>
-            <wp:effectExtent l="19050" t="19050" r="12700" b="27305"/>
+          <wp:inline distT="0" distB="0" distL="0" distR="0" wp14:anchorId="3C949D81" wp14:editId="756BF81B">
+            <wp:extent cx="5760000" cy="3747977"/>
+            <wp:effectExtent l="19050" t="19050" r="12700" b="24130"/>
             <wp:docPr id="1872747486" name="Picture 1872747486"/>
             <wp:cNvGraphicFramePr>
               <a:graphicFrameLocks xmlns:a="http://schemas.openxmlformats.org/drawingml/2006/main" noChangeAspect="1"/>
@@ -16448,11 +16448,17 @@
               <a:graphicData uri="http://schemas.openxmlformats.org/drawingml/2006/picture">
                 <pic:pic xmlns:pic="http://schemas.openxmlformats.org/drawingml/2006/picture">
                   <pic:nvPicPr>
-                    <pic:cNvPr id="0" name="07_diagrama_entidad_relacion.png"/>
+                    <pic:cNvPr id="1872747486" name="Picture 1872747486"/>
                     <pic:cNvPicPr/>
                   </pic:nvPicPr>
                   <pic:blipFill>
-                    <a:blip r:embed="rId25"/>
+                    <a:blip r:embed="rId25">
+                      <a:extLst>
+                        <a:ext uri="{28A0092B-C50C-407E-A947-70E740481C1C}">
+                          <a14:useLocalDpi xmlns:a14="http://schemas.microsoft.com/office/drawing/2010/main" val="0"/>
+                        </a:ext>
+                      </a:extLst>
+                    </a:blip>
                     <a:stretch>
                       <a:fillRect/>
                     </a:stretch>
@@ -16460,7 +16466,7 @@
                   <pic:spPr>
                     <a:xfrm>
                       <a:off x="0" y="0"/>
-                      <a:ext cx="5760000" cy="4525714"/>
+                      <a:ext cx="5760000" cy="3747977"/>
                     </a:xfrm>
                     <a:prstGeom prst="rect">
                       <a:avLst/>
@@ -16500,52 +16506,6 @@
         <w:spacing w:before="120" w:after="120"/>
         <w:jc w:val="center"/>
       </w:pPr>
-      <w:r>
-        <w:rPr>
-          <w:noProof/>
-        </w:rPr>
-        <w:lastRenderedPageBreak/>
-        <w:drawing>
-          <wp:inline distT="0" distB="0" distL="0" distR="0" wp14:anchorId="289DE20E" wp14:editId="76FF777B">
-            <wp:extent cx="5760000" cy="4800000"/>
-            <wp:effectExtent l="19050" t="19050" r="12700" b="19685"/>
-            <wp:docPr id="1872747479" name="Picture 1872747479"/>
-            <wp:cNvGraphicFramePr>
-              <a:graphicFrameLocks xmlns:a="http://schemas.openxmlformats.org/drawingml/2006/main" noChangeAspect="1"/>
-            </wp:cNvGraphicFramePr>
-            <a:graphic xmlns:a="http://schemas.openxmlformats.org/drawingml/2006/main">
-              <a:graphicData uri="http://schemas.openxmlformats.org/drawingml/2006/picture">
-                <pic:pic xmlns:pic="http://schemas.openxmlformats.org/drawingml/2006/picture">
-                  <pic:nvPicPr>
-                    <pic:cNvPr id="0" name="07_diagrama_entidad_relacion.png"/>
-                    <pic:cNvPicPr/>
-                  </pic:nvPicPr>
-                  <pic:blipFill>
-                    <a:blip r:embed="rId26"/>
-                    <a:stretch>
-                      <a:fillRect/>
-                    </a:stretch>
-                  </pic:blipFill>
-                  <pic:spPr>
-                    <a:xfrm>
-                      <a:off x="0" y="0"/>
-                      <a:ext cx="5760000" cy="4800000"/>
-                    </a:xfrm>
-                    <a:prstGeom prst="rect">
-                      <a:avLst/>
-                    </a:prstGeom>
-                    <a:ln>
-                      <a:solidFill>
-                        <a:schemeClr val="tx1"/>
-                      </a:solidFill>
-                    </a:ln>
-                  </pic:spPr>
-                </pic:pic>
-              </a:graphicData>
-            </a:graphic>
-          </wp:inline>
-        </w:drawing>
-      </w:r>
     </w:p>
     <w:p>
       <w:pPr>
@@ -17009,7 +16969,6 @@
         <w:pStyle w:val="Ttulo4"/>
       </w:pPr>
       <w:r>
-        <w:lastRenderedPageBreak/>
         <w:t>Tabla: Empleado</w:t>
       </w:r>
       <w:r>
@@ -18006,6 +17965,7 @@
               <w:rPr>
                 <w:rFonts w:cs="Arial"/>
               </w:rPr>
+              <w:lastRenderedPageBreak/>
               <w:t>IdEmpleado</w:t>
             </w:r>
           </w:p>
@@ -18857,7 +18817,6 @@
               <w:rPr>
                 <w:rFonts w:cs="Arial"/>
               </w:rPr>
-              <w:lastRenderedPageBreak/>
               <w:t>Tipo</w:t>
             </w:r>
           </w:p>
@@ -20059,6 +20018,7 @@
               <w:rPr>
                 <w:rFonts w:cs="Arial"/>
               </w:rPr>
+              <w:lastRenderedPageBreak/>
               <w:t>Vigente</w:t>
             </w:r>
           </w:p>
@@ -20856,7 +20816,6 @@
         <w:pStyle w:val="Ttulo4"/>
       </w:pPr>
       <w:r>
-        <w:lastRenderedPageBreak/>
         <w:t xml:space="preserve">Tabla: </w:t>
       </w:r>
       <w:proofErr w:type="spellStart"/>
@@ -21979,6 +21938,7 @@
               <w:rPr>
                 <w:rFonts w:cs="Arial"/>
               </w:rPr>
+              <w:lastRenderedPageBreak/>
               <w:t>MarcaEntrada</w:t>
             </w:r>
           </w:p>
@@ -22809,7 +22769,6 @@
               <w:rPr>
                 <w:rFonts w:cs="Arial"/>
               </w:rPr>
-              <w:lastRenderedPageBreak/>
               <w:t>Estado</w:t>
             </w:r>
           </w:p>
@@ -23779,6 +23738,7 @@
               <w:rPr>
                 <w:rFonts w:cs="Arial"/>
               </w:rPr>
+              <w:lastRenderedPageBreak/>
               <w:t>TotalIngresos</w:t>
             </w:r>
           </w:p>
@@ -24695,7 +24655,6 @@
               <w:rPr>
                 <w:rFonts w:cs="Arial"/>
               </w:rPr>
-              <w:lastRenderedPageBreak/>
               <w:t>Monto</w:t>
             </w:r>
           </w:p>
@@ -24932,6 +24891,7 @@
         <w:rPr>
           <w:rFonts w:cs="Arial"/>
         </w:rPr>
+        <w:lastRenderedPageBreak/>
         <w:t>Solo los usuarios autenticados pueden acceder al Dashboard y sus funcionalidades.</w:t>
       </w:r>
     </w:p>
@@ -25061,7 +25021,6 @@
                 <w:b/>
                 <w:color w:val="FFFFFF"/>
               </w:rPr>
-              <w:lastRenderedPageBreak/>
               <w:t>Rol</w:t>
             </w:r>
           </w:p>
@@ -25368,6 +25327,7 @@
           <w:rFonts w:cs="Arial"/>
           <w:szCs w:val="24"/>
         </w:rPr>
+        <w:lastRenderedPageBreak/>
         <w:t xml:space="preserve">Seguridad </w:t>
       </w:r>
       <w:r>
@@ -25478,7 +25438,6 @@
         <w:rPr>
           <w:rFonts w:cs="Arial"/>
         </w:rPr>
-        <w:lastRenderedPageBreak/>
         <w:t>Valores por Defecto: Los campos Activo, Vigente y FaltaJustificada tienen valores por defecto que aseguran un estado inicial seguro sin requerir intervención manual.</w:t>
       </w:r>
     </w:p>
@@ -25533,6 +25492,7 @@
         <w:rPr>
           <w:rFonts w:cs="Arial"/>
         </w:rPr>
+        <w:lastRenderedPageBreak/>
         <w:t>Conexión Segura: La conexión JDBC utiliza autenticación de SQL Server con credenciales de aplicación (sa) y certificado de confianza para el entorno de desarrollo.</w:t>
       </w:r>
     </w:p>
@@ -25614,14 +25574,7 @@
         <w:rPr>
           <w:rFonts w:cs="Arial"/>
         </w:rPr>
-        <w:t xml:space="preserve">Arquitectura en Capas: La separación en Modelo-Vista-Controlador-DAO-Servicios asegura que la lógica de negocio y el acceso a datos estén aislados </w:t>
-      </w:r>
-      <w:r>
-        <w:rPr>
-          <w:rFonts w:cs="Arial"/>
-        </w:rPr>
-        <w:lastRenderedPageBreak/>
-        <w:t>de la interfaz de usuario, facilitando el mantenimiento y la auditoría del código.</w:t>
+        <w:t>Arquitectura en Capas: La separación en Modelo-Vista-Controlador-DAO-Servicios asegura que la lógica de negocio y el acceso a datos estén aislados de la interfaz de usuario, facilitando el mantenimiento y la auditoría del código.</w:t>
       </w:r>
     </w:p>
     <w:p>
@@ -25675,6 +25628,7 @@
         <w:rPr>
           <w:rFonts w:cs="Arial"/>
         </w:rPr>
+        <w:lastRenderedPageBreak/>
         <w:t>Programación Funcional: El sistema utiliza características de programación funcional de Java 8+ como Optional, streams y lambdas para un código más legible y seguro.</w:t>
       </w:r>
     </w:p>
@@ -25892,7 +25846,6 @@
                   <w:noProof/>
                   <w:lang w:val="es-ES"/>
                 </w:rPr>
-                <w:lastRenderedPageBreak/>
                 <w:t>Ley de Acceso a la Información Pública</w:t>
               </w:r>
               <w:r>
@@ -26073,6 +26026,7 @@
                   <w:b/>
                   <w:bCs/>
                 </w:rPr>
+                <w:lastRenderedPageBreak/>
                 <w:fldChar w:fldCharType="end"/>
               </w:r>
             </w:p>
@@ -26205,7 +26159,6 @@
           <w:rFonts w:cs="Arial"/>
           <w:szCs w:val="24"/>
         </w:rPr>
-        <w:lastRenderedPageBreak/>
         <w:t>Anexos</w:t>
       </w:r>
       <w:bookmarkEnd w:id="55"/>
@@ -26235,6 +26188,7 @@
           <w:rFonts w:cs="Arial"/>
           <w:noProof/>
         </w:rPr>
+        <w:lastRenderedPageBreak/>
         <w:drawing>
           <wp:inline distT="0" distB="0" distL="0" distR="0" wp14:anchorId="1D00164D" wp14:editId="43210DE0">
             <wp:extent cx="5971540" cy="2929255"/>
@@ -26251,7 +26205,7 @@
                     <pic:cNvPicPr/>
                   </pic:nvPicPr>
                   <pic:blipFill>
-                    <a:blip r:embed="rId27"/>
+                    <a:blip r:embed="rId26"/>
                     <a:stretch>
                       <a:fillRect/>
                     </a:stretch>
@@ -26306,6 +26260,7 @@
       <w:r>
         <w:rPr>
           <w:rFonts w:cs="Arial"/>
+          <w:noProof/>
           <w:u w:val="single"/>
         </w:rPr>
         <w:drawing>
@@ -26332,7 +26287,7 @@
                     <pic:cNvPicPr/>
                   </pic:nvPicPr>
                   <pic:blipFill>
-                    <a:blip r:embed="rId28">
+                    <a:blip r:embed="rId27">
                       <a:extLst>
                         <a:ext uri="{28A0092B-C50C-407E-A947-70E740481C1C}">
                           <a14:useLocalDpi xmlns:a14="http://schemas.microsoft.com/office/drawing/2010/main" val="0"/>
@@ -26391,6 +26346,7 @@
       <w:r>
         <w:rPr>
           <w:rFonts w:cs="Arial"/>
+          <w:noProof/>
           <w:u w:val="single"/>
         </w:rPr>
         <w:lastRenderedPageBreak/>
@@ -26418,7 +26374,7 @@
                     <pic:cNvPicPr/>
                   </pic:nvPicPr>
                   <pic:blipFill>
-                    <a:blip r:embed="rId29">
+                    <a:blip r:embed="rId28">
                       <a:extLst>
                         <a:ext uri="{28A0092B-C50C-407E-A947-70E740481C1C}">
                           <a14:useLocalDpi xmlns:a14="http://schemas.microsoft.com/office/drawing/2010/main" val="0"/>
@@ -26483,6 +26439,7 @@
       <w:r>
         <w:rPr>
           <w:rFonts w:cs="Arial"/>
+          <w:noProof/>
         </w:rPr>
         <w:drawing>
           <wp:anchor distT="0" distB="0" distL="114300" distR="114300" simplePos="0" relativeHeight="251671552" behindDoc="0" locked="0" layoutInCell="1" allowOverlap="1" wp14:anchorId="7CBF4F9F" wp14:editId="7456E3FD">
@@ -26508,7 +26465,7 @@
                     <pic:cNvPicPr/>
                   </pic:nvPicPr>
                   <pic:blipFill>
-                    <a:blip r:embed="rId30">
+                    <a:blip r:embed="rId29">
                       <a:extLst>
                         <a:ext uri="{28A0092B-C50C-407E-A947-70E740481C1C}">
                           <a14:useLocalDpi xmlns:a14="http://schemas.microsoft.com/office/drawing/2010/main" val="0"/>
